--- a/docs/06_Pilot_RU.docx
+++ b/docs/06_Pilot_RU.docx
@@ -72,7 +72,7 @@
           <w:sz w:val="22"/>
           <w:szCs w:val="22"/>
         </w:rPr>
-        <w:t xml:space="preserve">Методика ИВМ-Л 0.1 (пилот, октябрь 2026); хэш снимка данных 1f5042c4967f9883</w:t>
+        <w:t xml:space="preserve">Методика ИВМ-Л 0.1 (пилот, октябрь 2026); хэш снимка данных 9e0c5c34c697ec23</w:t>
       </w:r>
     </w:p>
     <w:p>
@@ -907,7 +907,7 @@
         <w:t xml:space="preserve">Данные.</w:t>
       </w:r>
       <w:r>
-        <w:t xml:space="preserve"> Автоматически собраны значения по 83,9% ячеек «страна × показатель» (8 492 из 10 120): открытая статистика заполнена на 91%, блок IISS — на 67%, показатели OSINT — на 69%, экспертные — 99% (для них подготовлен шаблон).</w:t>
+        <w:t xml:space="preserve"> Автоматически собраны значения по 83,9% ячеек «страна × показатель» (8 494 из 10 120): открытая статистика заполнена на 91%, блок IISS — на 67%, показатели OSINT — на 69%, экспертные — 99% (для них подготовлен шаблон).</w:t>
       </w:r>
     </w:p>
     <w:p>
@@ -4134,7 +4134,7 @@
                 <w:sz w:val="18"/>
                 <w:szCs w:val="18"/>
               </w:rPr>
-              <w:t xml:space="preserve">3068</w:t>
+              <w:t xml:space="preserve">3070</w:t>
             </w:r>
           </w:p>
         </w:tc>
@@ -4402,7 +4402,7 @@
         <w:jc w:val="both"/>
       </w:pPr>
       <w:r>
-        <w:t xml:space="preserve">Из 253 показателей у 22 данных нет ни по одной стране: это экспертные баллы, производственные и операционные показатели OSINT (выпуск снарядов и дронов, налёт, ходовые дни) и часть показателей IISS, которых нет в открытых таблицах (силы специальных операций, дивизионы ЗРК, ячейки вертикального пуска, средний возраст парков). Для них сформирован шаблон ручного ввода на 1 270 ячеек. Показатели качества (роль Q) заполнены на 88%.</w:t>
+        <w:t xml:space="preserve">Из 253 показателей у 22 данных нет ни по одной стране: это экспертные баллы, производственные и операционные показатели OSINT (выпуск снарядов и дронов, налёт, ходовые дни) и часть показателей IISS, которых нет в открытых таблицах (силы специальных операций, дивизионы ЗРК, ячейки вертикального пуска, средний возраст парков). Для них сформирован шаблон ручного ввода на 1 268 ячеек. Показатели качества (роль Q) заполнены на 88%.</w:t>
       </w:r>
     </w:p>
     <w:p>
@@ -10621,7 +10621,7 @@
                 <w:sz w:val="16"/>
                 <w:szCs w:val="16"/>
               </w:rPr>
-              <w:t xml:space="preserve">32</w:t>
+              <w:t xml:space="preserve">34</w:t>
             </w:r>
           </w:p>
         </w:tc>
@@ -20694,7 +20694,7 @@
                 <w:sz w:val="16"/>
                 <w:szCs w:val="16"/>
               </w:rPr>
-              <w:t xml:space="preserve">45,3</w:t>
+              <w:t xml:space="preserve">45,5</w:t>
             </w:r>
           </w:p>
         </w:tc>
@@ -20729,7 +20729,7 @@
                 <w:sz w:val="16"/>
                 <w:szCs w:val="16"/>
               </w:rPr>
-              <w:t xml:space="preserve">43,5–47,4</w:t>
+              <w:t xml:space="preserve">43,6–47,5</w:t>
             </w:r>
           </w:p>
         </w:tc>
@@ -20799,7 +20799,7 @@
                 <w:sz w:val="16"/>
                 <w:szCs w:val="16"/>
               </w:rPr>
-              <w:t xml:space="preserve">45,2</w:t>
+              <w:t xml:space="preserve">45,4</w:t>
             </w:r>
           </w:p>
         </w:tc>
@@ -27635,7 +27635,7 @@
                 <w:sz w:val="16"/>
                 <w:szCs w:val="16"/>
               </w:rPr>
-              <w:t xml:space="preserve">11,7</w:t>
+              <w:t xml:space="preserve">11,9</w:t>
             </w:r>
           </w:p>
         </w:tc>
@@ -27670,7 +27670,7 @@
                 <w:sz w:val="16"/>
                 <w:szCs w:val="16"/>
               </w:rPr>
-              <w:t xml:space="preserve">11,8–15,8</w:t>
+              <w:t xml:space="preserve">11,9–16,1</w:t>
             </w:r>
           </w:p>
         </w:tc>
@@ -27740,7 +27740,7 @@
                 <w:sz w:val="16"/>
                 <w:szCs w:val="16"/>
               </w:rPr>
-              <w:t xml:space="preserve">12,5</w:t>
+              <w:t xml:space="preserve">12,7</w:t>
             </w:r>
           </w:p>
         </w:tc>
@@ -50142,7 +50142,7 @@
         <w:t xml:space="preserve">Экспертные показатели без объективного измерителя</w:t>
       </w:r>
       <w:r>
-        <w:t xml:space="preserve"> (67 шт., шаблон на 1 270 ячеек): подготовка, исправность, налёт, качество командования, производство боеприпасов. Заполнять — панелью экспертов по процедуре Дельфи с явной погрешностью; без них пилот не проходит проверку на войне России и Украины.</w:t>
+        <w:t xml:space="preserve"> (67 шт., шаблон на 1 268 ячеек): подготовка, исправность, налёт, качество командования, производство боеприпасов. Заполнять — панелью экспертов по процедуре Дельфи с явной погрешностью; без них пилот не проходит проверку на войне России и Украины.</w:t>
       </w:r>
     </w:p>
     <w:p>

--- a/docs/06_Pilot_RU.docx
+++ b/docs/06_Pilot_RU.docx
@@ -72,7 +72,7 @@
           <w:sz w:val="22"/>
           <w:szCs w:val="22"/>
         </w:rPr>
-        <w:t xml:space="preserve">Методика ИВМ-Л 0.1 (пилот, октябрь 2026); хэш снимка данных 9e0c5c34c697ec23</w:t>
+        <w:t xml:space="preserve">Методика ИВМ-Л 0.1 (пилот, октябрь 2026); хэш снимка данных 9e84e3a6deffc44f</w:t>
       </w:r>
     </w:p>
     <w:p>
@@ -907,7 +907,7 @@
         <w:t xml:space="preserve">Данные.</w:t>
       </w:r>
       <w:r>
-        <w:t xml:space="preserve"> Автоматически собраны значения по 83,9% ячеек «страна × показатель» (8 494 из 10 120): открытая статистика заполнена на 91%, блок IISS — на 67%, показатели OSINT — на 69%, экспертные — 99% (для них подготовлен шаблон).</w:t>
+        <w:t xml:space="preserve"> Автоматически собраны значения по 84,0% ячеек «страна × показатель» (8 499 из 10 120): открытая статистика заполнена на 91%, блок IISS — на 67%, показатели OSINT — на 69%, экспертные — 99% (для них подготовлен шаблон).</w:t>
       </w:r>
     </w:p>
     <w:p>
@@ -987,7 +987,7 @@
         <w:t xml:space="preserve">Рейтинг.</w:t>
       </w:r>
       <w:r>
-        <w:t xml:space="preserve"> США 79,7, Китай 75,6, Россия 70,5; затем плотная группа из семи стран от 50 до 55 баллов, места которых статистически неразличимы.</w:t>
+        <w:t xml:space="preserve"> США 79,7, Китай 75,7, Россия 70,4; затем плотная группа из семи стран от 50 до 55 баллов, места которых статистически неразличимы.</w:t>
       </w:r>
     </w:p>
     <w:p>
@@ -1007,7 +1007,7 @@
         <w:t xml:space="preserve">Экспертные показатели — объективными измерителями.</w:t>
       </w:r>
       <w:r>
-        <w:t xml:space="preserve"> Баллы экспертов заменены измеримыми величинами из открытых баз там, где они отражают то же явление (13 показателей: готовность воевать и доверие армии по WVS, боевой опыт по UCDP, доля отечественного ВВТ, стратегическая глубина по ГИС и др.). Для 67 экспертных показателей объективного измерителя нет: до проведения экспертной панели (документ 7) они временно заполнены экспертной оценкой ИИ — класс D, с интервалами, низший приоритет источника (раздел 1.6).</w:t>
+        <w:t xml:space="preserve"> Баллы экспертов заменены измеримыми величинами из открытых баз там, где они отражают то же явление (13 показателей: готовность воевать и доверие армии по WVS, боевой опыт по UCDP, доля отечественного ВВТ, стратегическая глубина по ГИС и др.). Для 64 экспертных показателей объективного измерителя нет: до проведения экспертной панели (документ 7) они временно заполнены экспертной оценкой ИИ — класс D, с интервалами, низший приоритет источника (раздел 1.6).</w:t>
       </w:r>
     </w:p>
     <w:p>
@@ -3917,7 +3917,7 @@
                 <w:sz w:val="18"/>
                 <w:szCs w:val="18"/>
               </w:rPr>
-              <w:t xml:space="preserve">1427</w:t>
+              <w:t xml:space="preserve">1428</w:t>
             </w:r>
           </w:p>
         </w:tc>
@@ -4026,7 +4026,7 @@
                 <w:sz w:val="18"/>
                 <w:szCs w:val="18"/>
               </w:rPr>
-              <w:t xml:space="preserve">1186</w:t>
+              <w:t xml:space="preserve">1207</w:t>
             </w:r>
           </w:p>
         </w:tc>
@@ -4134,7 +4134,7 @@
                 <w:sz w:val="18"/>
                 <w:szCs w:val="18"/>
               </w:rPr>
-              <w:t xml:space="preserve">3070</w:t>
+              <w:t xml:space="preserve">3111</w:t>
             </w:r>
           </w:p>
         </w:tc>
@@ -4168,7 +4168,7 @@
                 <w:sz w:val="18"/>
                 <w:szCs w:val="18"/>
               </w:rPr>
-              <w:t xml:space="preserve">36%</w:t>
+              <w:t xml:space="preserve">37%</w:t>
             </w:r>
           </w:p>
         </w:tc>
@@ -4243,7 +4243,7 @@
                 <w:sz w:val="18"/>
                 <w:szCs w:val="18"/>
               </w:rPr>
-              <w:t xml:space="preserve">2772</w:t>
+              <w:t xml:space="preserve">2714</w:t>
             </w:r>
           </w:p>
         </w:tc>
@@ -4278,7 +4278,7 @@
                 <w:sz w:val="18"/>
                 <w:szCs w:val="18"/>
               </w:rPr>
-              <w:t xml:space="preserve">33%</w:t>
+              <w:t xml:space="preserve">32%</w:t>
             </w:r>
           </w:p>
         </w:tc>
@@ -9177,7 +9177,7 @@
                 <w:sz w:val="16"/>
                 <w:szCs w:val="16"/>
               </w:rPr>
-              <w:t xml:space="preserve">Швеция</w:t>
+              <w:t xml:space="preserve">Тайвань</w:t>
             </w:r>
           </w:p>
         </w:tc>
@@ -9212,7 +9212,7 @@
                 <w:sz w:val="16"/>
                 <w:szCs w:val="16"/>
               </w:rPr>
-              <w:t xml:space="preserve">100%</w:t>
+              <w:t xml:space="preserve">11%</w:t>
             </w:r>
           </w:p>
         </w:tc>
@@ -9247,7 +9247,7 @@
                 <w:sz w:val="16"/>
                 <w:szCs w:val="16"/>
               </w:rPr>
-              <w:t xml:space="preserve">90%</w:t>
+              <w:t xml:space="preserve">15%</w:t>
             </w:r>
           </w:p>
         </w:tc>
@@ -9282,7 +9282,7 @@
                 <w:sz w:val="16"/>
                 <w:szCs w:val="16"/>
               </w:rPr>
-              <w:t xml:space="preserve">28</w:t>
+              <w:t xml:space="preserve">47</w:t>
             </w:r>
           </w:p>
         </w:tc>
@@ -9352,7 +9352,7 @@
                 <w:sz w:val="16"/>
                 <w:szCs w:val="16"/>
               </w:rPr>
-              <w:t xml:space="preserve">—</w:t>
+              <w:t xml:space="preserve">11</w:t>
             </w:r>
           </w:p>
         </w:tc>
@@ -9387,7 +9387,7 @@
                 <w:sz w:val="16"/>
                 <w:szCs w:val="16"/>
               </w:rPr>
-              <w:t xml:space="preserve">4</w:t>
+              <w:t xml:space="preserve">22</w:t>
             </w:r>
           </w:p>
         </w:tc>
@@ -12354,7 +12354,7 @@
         <w:jc w:val="both"/>
       </w:pPr>
       <w:r>
-        <w:t xml:space="preserve">Объективного измерителя нет у 67 экспертных показателей. Это подготовка и боеготовность (налёт, ходовые дни, исправность, укомплектованность), качество командования, доктрины и управления, сетецентричность и РЭБ, производство боеприпасов и дронов, запасы ракет и снарядов, мобилизационная готовность, надёжность союзников. Их можно заполнить только закрытыми данными или панелью экспертов с процедурой согласования (например, методом Дельфи с оценкой разброса).</w:t>
+        <w:t xml:space="preserve">Объективного измерителя нет у 64 экспертных показателей. Это подготовка и боеготовность (налёт, ходовые дни, исправность, укомплектованность), качество командования, доктрины и управления, сетецентричность и РЭБ, производство боеприпасов и дронов, запасы ракет и снарядов, мобилизационная готовность, надёжность союзников. Их можно заполнить только закрытыми данными или панелью экспертов с процедурой согласования (например, методом Дельфи с оценкой разброса).</w:t>
       </w:r>
     </w:p>
     <w:p>
@@ -12367,7 +12367,7 @@
           <w:sz w:val="18"/>
           <w:szCs w:val="18"/>
         </w:rPr>
-        <w:t xml:space="preserve">Без измерителя: G07 Танки с комплексами активной защиты (КАЗ); G14 Контрбатарейные РЛС и средства артразведки; G18 Средства противодействия БПЛА (РЭБ, ЗАК); G22 Барражирующие боеприпасы и FPV-дроны (выпуск в год); G26 Тактические комплексы РЭБ; G28 Укомплектованность частей личным составом; G29 Коэффициент исправности техники; G30 Интенсивность полевой подготовки (дней учений в год); G31 Оснащённость тепловизорами и ночными прицелами; G32 Запасы артиллерийских боеприпасов; A13 Дальние ударные дроны-камикадзе (выпуск в год); A14 Ракеты «воздух–воздух» большой дальности (класс); A15 Запас авиационных крылатых ракет; A16 Запас высокоточных авиабомб и УАБ; A17 Средний годовой налёт лётчика; A18 Исправность авиапарка; A21 Защищённые укрытия для самолётов; A25 Запас зенитных управляемых ракет; A27 Покрытие территории единой системой ПВО; N08 Корабельная зональная ПВО; N09 Противокорабельные ракеты (дальность, скорость); N24 Ходовые дни кораблей в море в год; N25 Коэффициент оперативной готовности кораблей; S05 Латентный ядерный потенциал (обогащение, переработка); S11 Гарантированный ответный удар (живучесть сил); S14 Расширенное сдерживание («ядерный зонтик» союзника); S16 Крылатые ракеты большой дальности наземного и морского базирования; S18 Неядерные высокоточные средства дальностью от 1500 км; C08 Киберкомандование (наличие, численность); C10 Наступательный киберпотенциал; C11 Военное применение ИИ (программы, внедрение); C12 Квантовые технологии и криптография; C13 Единая автоматизированная система управления (сетецентричность); C14 Защищённая военная связь всех звеньев; C17 Стратегические комплексы РЭБ; C18 Радиолокационное покрытие воздушного пространства; C19 Масштаб военной разведки (оценка ресурсов); P05 Доля военнослужащих по контракту; P08 Удержание кадров (доля продлевающих контракт); P11 Доля профессионального сержантского состава; P16 Дезертирство и уклонение от службы; P19 Иностранные инструкторы и обучение за рубежом; E05 Доля закупок ВВТ и НИОКР в военном бюджете; E06 Военные НИОКР; E21 Устойчивость к санкциям и доступ к финансовым рынкам; I06 Выпуск бронетехники в год; I07 Выпуск артиллерийских снарядов в год; I08 Выпуск боевых самолётов в год; I09 Выпуск ракет (крылатых, баллистических, ЗУР) в год; I10 Выпуск БПЛА в год; I12 Мобилизационная готовность промышленности; I17 Микроэлектроника: собственное производство чипов; I18 Собственное авиадвигателестроение; I24 Мощности по порохам и взрывчатым веществам; L07 Подвижной состав для военных перевозок (транспортёры, тягачи); L17 Время развёртывания мобилизационного резерва; L19 Мобилизационные запасы материальных средств; L21 Устойчивость энергосистемы (резервирование, защита); L22 Гражданская оборона и защитные сооружения; D07 Соседи с территориальными спорами; X04 Надёжность союзнических обязательств; X11 Обмен разведданными с союзниками; H03 Темп восполнения боевых потерь; H07 Качество военной доктрины и её соответствие современной войне; H08 Качество высшего командования; H09 Скорость принятия решений и делегирование полномочий; H13 Устойчивость к информационным операциям противника.</w:t>
+        <w:t xml:space="preserve">Без измерителя: G07 Танки с комплексами активной защиты (КАЗ); G14 Контрбатарейные РЛС и средства артразведки; G18 Средства противодействия БПЛА (РЭБ, ЗАК); G22 Барражирующие боеприпасы и FPV-дроны (выпуск в год); G26 Тактические комплексы РЭБ; G28 Укомплектованность частей личным составом; G29 Коэффициент исправности техники; G30 Интенсивность полевой подготовки (дней учений в год); G31 Оснащённость тепловизорами и ночными прицелами; G32 Запасы артиллерийских боеприпасов; A13 Дальние ударные дроны-камикадзе (выпуск в год); A14 Ракеты «воздух–воздух» большой дальности (класс); A15 Запас авиационных крылатых ракет; A16 Запас высокоточных авиабомб и УАБ; A17 Средний годовой налёт лётчика; A18 Исправность авиапарка; A21 Защищённые укрытия для самолётов; A25 Запас зенитных управляемых ракет; A27 Покрытие территории единой системой ПВО; N08 Корабельная зональная ПВО; N09 Противокорабельные ракеты (дальность, скорость); N24 Ходовые дни кораблей в море в год; N25 Коэффициент оперативной готовности кораблей; S05 Латентный ядерный потенциал (обогащение, переработка); S11 Гарантированный ответный удар (живучесть сил); S14 Расширенное сдерживание («ядерный зонтик» союзника); S16 Крылатые ракеты большой дальности наземного и морского базирования; S18 Неядерные высокоточные средства дальностью от 1500 км; C08 Киберкомандование (наличие, численность); C10 Наступательный киберпотенциал; C11 Военное применение ИИ (программы, внедрение); C12 Квантовые технологии и криптография; C13 Единая автоматизированная система управления (сетецентричность); C14 Защищённая военная связь всех звеньев; C17 Стратегические комплексы РЭБ; C18 Радиолокационное покрытие воздушного пространства; C19 Масштаб военной разведки (оценка ресурсов); P05 Доля военнослужащих по контракту; P08 Удержание кадров (доля продлевающих контракт); P11 Доля профессионального сержантского состава; P16 Дезертирство и уклонение от службы; P19 Иностранные инструкторы и обучение за рубежом; I06 Выпуск бронетехники в год; I07 Выпуск артиллерийских снарядов в год; I08 Выпуск боевых самолётов в год; I09 Выпуск ракет (крылатых, баллистических, ЗУР) в год; I10 Выпуск БПЛА в год; I12 Мобилизационная готовность промышленности; I17 Микроэлектроника: собственное производство чипов; I18 Собственное авиадвигателестроение; I24 Мощности по порохам и взрывчатым веществам; L07 Подвижной состав для военных перевозок (транспортёры, тягачи); L17 Время развёртывания мобилизационного резерва; L19 Мобилизационные запасы материальных средств; L21 Устойчивость энергосистемы (резервирование, защита); L22 Гражданская оборона и защитные сооружения; D07 Соседи с территориальными спорами; X04 Надёжность союзнических обязательств; X11 Обмен разведданными с союзниками; H03 Темп восполнения боевых потерь; H07 Качество военной доктрины и её соответствие современной войне; H08 Качество высшего командования; H09 Скорость принятия решений и делегирование полномочий; H13 Устойчивость к информационным операциям противника.</w:t>
       </w:r>
     </w:p>
     <w:p>
@@ -12428,7 +12428,7 @@
         <w:jc w:val="both"/>
       </w:pPr>
       <w:r>
-        <w:t xml:space="preserve">По решению пользователя показатели без объективного измерителя заполнены экспертной оценкой ИИ (модель Claude Opus 5.5) по открытым источникам до середины 2026 г.: 67 показателей × 40 стран (2 680 ячеек), точечная оценка и 80%-й интервал, обоснование по каждому показателю — data/delphi/ai/ai</w:t>
+        <w:t xml:space="preserve">По решению пользователя показатели без объективного измерителя заполнены экспертной оценкой ИИ (модель Claude Opus 5.5) по открытым источникам до середины 2026 г.: 64 показателей × 40 стран (2 622 ячеек), точечная оценка и 80%-й интервал, обоснование по каждому показателю — data/delphi/ai/ai</w:t>
       </w:r>
       <w:r>
         <w:rPr>
@@ -12786,7 +12786,7 @@
                 <w:sz w:val="18"/>
                 <w:szCs w:val="18"/>
               </w:rPr>
-              <w:t xml:space="preserve">80,2</w:t>
+              <w:t xml:space="preserve">80,3</w:t>
             </w:r>
           </w:p>
         </w:tc>
@@ -12930,7 +12930,7 @@
                 <w:sz w:val="18"/>
                 <w:szCs w:val="18"/>
               </w:rPr>
-              <w:t xml:space="preserve">56,3</w:t>
+              <w:t xml:space="preserve">56,5</w:t>
             </w:r>
           </w:p>
         </w:tc>
@@ -12965,7 +12965,7 @@
                 <w:sz w:val="18"/>
                 <w:szCs w:val="18"/>
               </w:rPr>
-              <w:t xml:space="preserve">59,1</w:t>
+              <w:t xml:space="preserve">59,0</w:t>
             </w:r>
           </w:p>
         </w:tc>
@@ -13072,7 +13072,7 @@
                 <w:sz w:val="18"/>
                 <w:szCs w:val="18"/>
               </w:rPr>
-              <w:t xml:space="preserve">44,8</w:t>
+              <w:t xml:space="preserve">45,0</w:t>
             </w:r>
           </w:p>
         </w:tc>
@@ -13106,7 +13106,7 @@
                 <w:sz w:val="18"/>
                 <w:szCs w:val="18"/>
               </w:rPr>
-              <w:t xml:space="preserve">52,2</w:t>
+              <w:t xml:space="preserve">52,4</w:t>
             </w:r>
           </w:p>
         </w:tc>
@@ -13216,7 +13216,7 @@
                 <w:sz w:val="18"/>
                 <w:szCs w:val="18"/>
               </w:rPr>
-              <w:t xml:space="preserve">71,0</w:t>
+              <w:t xml:space="preserve">70,7</w:t>
             </w:r>
           </w:p>
         </w:tc>
@@ -13251,7 +13251,7 @@
                 <w:sz w:val="18"/>
                 <w:szCs w:val="18"/>
               </w:rPr>
-              <w:t xml:space="preserve">70,5</w:t>
+              <w:t xml:space="preserve">70,4</w:t>
             </w:r>
           </w:p>
         </w:tc>
@@ -13358,7 +13358,7 @@
                 <w:sz w:val="18"/>
                 <w:szCs w:val="18"/>
               </w:rPr>
-              <w:t xml:space="preserve">51,7</w:t>
+              <w:t xml:space="preserve">51,9</w:t>
             </w:r>
           </w:p>
         </w:tc>
@@ -13502,7 +13502,7 @@
                 <w:sz w:val="18"/>
                 <w:szCs w:val="18"/>
               </w:rPr>
-              <w:t xml:space="preserve">51,9</w:t>
+              <w:t xml:space="preserve">52,1</w:t>
             </w:r>
           </w:p>
         </w:tc>
@@ -13537,7 +13537,7 @@
                 <w:sz w:val="18"/>
                 <w:szCs w:val="18"/>
               </w:rPr>
-              <w:t xml:space="preserve">54,9</w:t>
+              <w:t xml:space="preserve">55,0</w:t>
             </w:r>
           </w:p>
         </w:tc>
@@ -13644,7 +13644,7 @@
                 <w:sz w:val="18"/>
                 <w:szCs w:val="18"/>
               </w:rPr>
-              <w:t xml:space="preserve">35,8</w:t>
+              <w:t xml:space="preserve">35,7</w:t>
             </w:r>
           </w:p>
         </w:tc>
@@ -13678,7 +13678,7 @@
                 <w:sz w:val="18"/>
                 <w:szCs w:val="18"/>
               </w:rPr>
-              <w:t xml:space="preserve">45,3</w:t>
+              <w:t xml:space="preserve">45,2</w:t>
             </w:r>
           </w:p>
         </w:tc>
@@ -15646,7 +15646,7 @@
                 <w:sz w:val="16"/>
                 <w:szCs w:val="16"/>
               </w:rPr>
-              <w:t xml:space="preserve">75,6</w:t>
+              <w:t xml:space="preserve">75,7</w:t>
             </w:r>
           </w:p>
         </w:tc>
@@ -15681,7 +15681,7 @@
                 <w:sz w:val="16"/>
                 <w:szCs w:val="16"/>
               </w:rPr>
-              <w:t xml:space="preserve">73,4–76,6</w:t>
+              <w:t xml:space="preserve">73,5–76,8</w:t>
             </w:r>
           </w:p>
         </w:tc>
@@ -15751,7 +15751,7 @@
                 <w:sz w:val="16"/>
                 <w:szCs w:val="16"/>
               </w:rPr>
-              <w:t xml:space="preserve">77,3</w:t>
+              <w:t xml:space="preserve">77,5</w:t>
             </w:r>
           </w:p>
         </w:tc>
@@ -15963,7 +15963,7 @@
                 <w:sz w:val="16"/>
                 <w:szCs w:val="16"/>
               </w:rPr>
-              <w:t xml:space="preserve">70,5</w:t>
+              <w:t xml:space="preserve">70,4</w:t>
             </w:r>
           </w:p>
         </w:tc>
@@ -15997,7 +15997,7 @@
                 <w:sz w:val="16"/>
                 <w:szCs w:val="16"/>
               </w:rPr>
-              <w:t xml:space="preserve">68,6–71,7</w:t>
+              <w:t xml:space="preserve">68,6–71,6</w:t>
             </w:r>
           </w:p>
         </w:tc>
@@ -16277,7 +16277,7 @@
                 <w:sz w:val="16"/>
                 <w:szCs w:val="16"/>
               </w:rPr>
-              <w:t xml:space="preserve">59,1</w:t>
+              <w:t xml:space="preserve">59,0</w:t>
             </w:r>
           </w:p>
         </w:tc>
@@ -16382,7 +16382,7 @@
                 <w:sz w:val="16"/>
                 <w:szCs w:val="16"/>
               </w:rPr>
-              <w:t xml:space="preserve">57,2</w:t>
+              <w:t xml:space="preserve">57,1</w:t>
             </w:r>
           </w:p>
         </w:tc>
@@ -16594,7 +16594,7 @@
                 <w:sz w:val="16"/>
                 <w:szCs w:val="16"/>
               </w:rPr>
-              <w:t xml:space="preserve">57,6</w:t>
+              <w:t xml:space="preserve">57,7</w:t>
             </w:r>
           </w:p>
         </w:tc>
@@ -16628,7 +16628,7 @@
                 <w:sz w:val="16"/>
                 <w:szCs w:val="16"/>
               </w:rPr>
-              <w:t xml:space="preserve">56,1–59,0</w:t>
+              <w:t xml:space="preserve">56,3–59,1</w:t>
             </w:r>
           </w:p>
         </w:tc>
@@ -16696,7 +16696,7 @@
                 <w:sz w:val="16"/>
                 <w:szCs w:val="16"/>
               </w:rPr>
-              <w:t xml:space="preserve">57,7</w:t>
+              <w:t xml:space="preserve">57,9</w:t>
             </w:r>
           </w:p>
         </w:tc>
@@ -16908,7 +16908,7 @@
                 <w:sz w:val="16"/>
                 <w:szCs w:val="16"/>
               </w:rPr>
-              <w:t xml:space="preserve">57,6</w:t>
+              <w:t xml:space="preserve">57,4</w:t>
             </w:r>
           </w:p>
         </w:tc>
@@ -16943,7 +16943,7 @@
                 <w:sz w:val="16"/>
                 <w:szCs w:val="16"/>
               </w:rPr>
-              <w:t xml:space="preserve">56,0–59,1</w:t>
+              <w:t xml:space="preserve">55,9–59,0</w:t>
             </w:r>
           </w:p>
         </w:tc>
@@ -17013,7 +17013,7 @@
                 <w:sz w:val="16"/>
                 <w:szCs w:val="16"/>
               </w:rPr>
-              <w:t xml:space="preserve">59,5</w:t>
+              <w:t xml:space="preserve">59,4</w:t>
             </w:r>
           </w:p>
         </w:tc>
@@ -17259,7 +17259,7 @@
                 <w:sz w:val="16"/>
                 <w:szCs w:val="16"/>
               </w:rPr>
-              <w:t xml:space="preserve">54,5–57,5</w:t>
+              <w:t xml:space="preserve">54,5–57,6</w:t>
             </w:r>
           </w:p>
         </w:tc>
@@ -17293,7 +17293,7 @@
                 <w:sz w:val="16"/>
                 <w:szCs w:val="16"/>
               </w:rPr>
-              <w:t xml:space="preserve">5–10</w:t>
+              <w:t xml:space="preserve">5–9</w:t>
             </w:r>
           </w:p>
         </w:tc>
@@ -17327,7 +17327,7 @@
                 <w:sz w:val="16"/>
                 <w:szCs w:val="16"/>
               </w:rPr>
-              <w:t xml:space="preserve">54,1</w:t>
+              <w:t xml:space="preserve">54,2</w:t>
             </w:r>
           </w:p>
         </w:tc>
@@ -17539,7 +17539,7 @@
                 <w:sz w:val="16"/>
                 <w:szCs w:val="16"/>
               </w:rPr>
-              <w:t xml:space="preserve">55,4</w:t>
+              <w:t xml:space="preserve">55,5</w:t>
             </w:r>
           </w:p>
         </w:tc>
@@ -17574,7 +17574,7 @@
                 <w:sz w:val="16"/>
                 <w:szCs w:val="16"/>
               </w:rPr>
-              <w:t xml:space="preserve">53,9–56,8</w:t>
+              <w:t xml:space="preserve">54,0–56,9</w:t>
             </w:r>
           </w:p>
         </w:tc>
@@ -17609,7 +17609,7 @@
                 <w:sz w:val="16"/>
                 <w:szCs w:val="16"/>
               </w:rPr>
-              <w:t xml:space="preserve">7–11</w:t>
+              <w:t xml:space="preserve">6–10</w:t>
             </w:r>
           </w:p>
         </w:tc>
@@ -17644,7 +17644,7 @@
                 <w:sz w:val="16"/>
                 <w:szCs w:val="16"/>
               </w:rPr>
-              <w:t xml:space="preserve">55,4</w:t>
+              <w:t xml:space="preserve">55,5</w:t>
             </w:r>
           </w:p>
         </w:tc>
@@ -17856,7 +17856,7 @@
                 <w:sz w:val="16"/>
                 <w:szCs w:val="16"/>
               </w:rPr>
-              <w:t xml:space="preserve">54,9</w:t>
+              <w:t xml:space="preserve">55,0</w:t>
             </w:r>
           </w:p>
         </w:tc>
@@ -17958,7 +17958,7 @@
                 <w:sz w:val="16"/>
                 <w:szCs w:val="16"/>
               </w:rPr>
-              <w:t xml:space="preserve">53,2</w:t>
+              <w:t xml:space="preserve">53,3</w:t>
             </w:r>
           </w:p>
         </w:tc>
@@ -18170,7 +18170,7 @@
                 <w:sz w:val="16"/>
                 <w:szCs w:val="16"/>
               </w:rPr>
-              <w:t xml:space="preserve">54,9</w:t>
+              <w:t xml:space="preserve">54,5</w:t>
             </w:r>
           </w:p>
         </w:tc>
@@ -18205,7 +18205,7 @@
                 <w:sz w:val="16"/>
                 <w:szCs w:val="16"/>
               </w:rPr>
-              <w:t xml:space="preserve">53,2–56,6</w:t>
+              <w:t xml:space="preserve">52,8–56,2</w:t>
             </w:r>
           </w:p>
         </w:tc>
@@ -18275,7 +18275,7 @@
                 <w:sz w:val="16"/>
                 <w:szCs w:val="16"/>
               </w:rPr>
-              <w:t xml:space="preserve">53,2</w:t>
+              <w:t xml:space="preserve">52,8</w:t>
             </w:r>
           </w:p>
         </w:tc>
@@ -18487,7 +18487,7 @@
                 <w:sz w:val="16"/>
                 <w:szCs w:val="16"/>
               </w:rPr>
-              <w:t xml:space="preserve">54,2</w:t>
+              <w:t xml:space="preserve">54,1</w:t>
             </w:r>
           </w:p>
         </w:tc>
@@ -18521,7 +18521,7 @@
                 <w:sz w:val="16"/>
                 <w:szCs w:val="16"/>
               </w:rPr>
-              <w:t xml:space="preserve">52,6–55,6</w:t>
+              <w:t xml:space="preserve">52,5–55,5</w:t>
             </w:r>
           </w:p>
         </w:tc>
@@ -18555,7 +18555,7 @@
                 <w:sz w:val="16"/>
                 <w:szCs w:val="16"/>
               </w:rPr>
-              <w:t xml:space="preserve">8–11</w:t>
+              <w:t xml:space="preserve">9–12</w:t>
             </w:r>
           </w:p>
         </w:tc>
@@ -18589,7 +18589,7 @@
                 <w:sz w:val="16"/>
                 <w:szCs w:val="16"/>
               </w:rPr>
-              <w:t xml:space="preserve">52,5</w:t>
+              <w:t xml:space="preserve">52,4</w:t>
             </w:r>
           </w:p>
         </w:tc>
@@ -18801,7 +18801,7 @@
                 <w:sz w:val="16"/>
                 <w:szCs w:val="16"/>
               </w:rPr>
-              <w:t xml:space="preserve">52,2</w:t>
+              <w:t xml:space="preserve">52,4</w:t>
             </w:r>
           </w:p>
         </w:tc>
@@ -18836,7 +18836,7 @@
                 <w:sz w:val="16"/>
                 <w:szCs w:val="16"/>
               </w:rPr>
-              <w:t xml:space="preserve">50,0–53,8</w:t>
+              <w:t xml:space="preserve">50,2–53,9</w:t>
             </w:r>
           </w:p>
         </w:tc>
@@ -18906,7 +18906,7 @@
                 <w:sz w:val="16"/>
                 <w:szCs w:val="16"/>
               </w:rPr>
-              <w:t xml:space="preserve">52,5</w:t>
+              <w:t xml:space="preserve">52,7</w:t>
             </w:r>
           </w:p>
         </w:tc>
@@ -19118,7 +19118,7 @@
                 <w:sz w:val="16"/>
                 <w:szCs w:val="16"/>
               </w:rPr>
-              <w:t xml:space="preserve">49,0</w:t>
+              <w:t xml:space="preserve">48,9</w:t>
             </w:r>
           </w:p>
         </w:tc>
@@ -19152,7 +19152,7 @@
                 <w:sz w:val="16"/>
                 <w:szCs w:val="16"/>
               </w:rPr>
-              <w:t xml:space="preserve">47,2–50,7</w:t>
+              <w:t xml:space="preserve">47,1–50,7</w:t>
             </w:r>
           </w:p>
         </w:tc>
@@ -19220,7 +19220,7 @@
                 <w:sz w:val="16"/>
                 <w:szCs w:val="16"/>
               </w:rPr>
-              <w:t xml:space="preserve">47,6</w:t>
+              <w:t xml:space="preserve">47,5</w:t>
             </w:r>
           </w:p>
         </w:tc>
@@ -19432,7 +19432,7 @@
                 <w:sz w:val="16"/>
                 <w:szCs w:val="16"/>
               </w:rPr>
-              <w:t xml:space="preserve">48,7</w:t>
+              <w:t xml:space="preserve">48,6</w:t>
             </w:r>
           </w:p>
         </w:tc>
@@ -19467,7 +19467,7 @@
                 <w:sz w:val="16"/>
                 <w:szCs w:val="16"/>
               </w:rPr>
-              <w:t xml:space="preserve">46,8–50,2</w:t>
+              <w:t xml:space="preserve">46,7–50,1</w:t>
             </w:r>
           </w:p>
         </w:tc>
@@ -19537,7 +19537,7 @@
                 <w:sz w:val="16"/>
                 <w:szCs w:val="16"/>
               </w:rPr>
-              <w:t xml:space="preserve">47,7</w:t>
+              <w:t xml:space="preserve">47,6</w:t>
             </w:r>
           </w:p>
         </w:tc>
@@ -19749,7 +19749,7 @@
                 <w:sz w:val="16"/>
                 <w:szCs w:val="16"/>
               </w:rPr>
-              <w:t xml:space="preserve">46,4</w:t>
+              <w:t xml:space="preserve">46,3</w:t>
             </w:r>
           </w:p>
         </w:tc>
@@ -19783,7 +19783,7 @@
                 <w:sz w:val="16"/>
                 <w:szCs w:val="16"/>
               </w:rPr>
-              <w:t xml:space="preserve">44,8–48,1</w:t>
+              <w:t xml:space="preserve">44,7–48,0</w:t>
             </w:r>
           </w:p>
         </w:tc>
@@ -19851,7 +19851,7 @@
                 <w:sz w:val="16"/>
                 <w:szCs w:val="16"/>
               </w:rPr>
-              <w:t xml:space="preserve">46,1</w:t>
+              <w:t xml:space="preserve">46,0</w:t>
             </w:r>
           </w:p>
         </w:tc>
@@ -20028,7 +20028,7 @@
                 <w:sz w:val="16"/>
                 <w:szCs w:val="16"/>
               </w:rPr>
-              <w:t xml:space="preserve">Швеция</w:t>
+              <w:t xml:space="preserve">Тайвань</w:t>
             </w:r>
           </w:p>
         </w:tc>
@@ -20063,7 +20063,7 @@
                 <w:sz w:val="16"/>
                 <w:szCs w:val="16"/>
               </w:rPr>
-              <w:t xml:space="preserve">45,8</w:t>
+              <w:t xml:space="preserve">45,9</w:t>
             </w:r>
           </w:p>
         </w:tc>
@@ -20098,7 +20098,7 @@
                 <w:sz w:val="16"/>
                 <w:szCs w:val="16"/>
               </w:rPr>
-              <w:t xml:space="preserve">44,2–47,6</w:t>
+              <w:t xml:space="preserve">44,2–47,8</w:t>
             </w:r>
           </w:p>
         </w:tc>
@@ -20133,7 +20133,7 @@
                 <w:sz w:val="16"/>
                 <w:szCs w:val="16"/>
               </w:rPr>
-              <w:t xml:space="preserve">15–21</w:t>
+              <w:t xml:space="preserve">14–20</w:t>
             </w:r>
           </w:p>
         </w:tc>
@@ -20168,7 +20168,7 @@
                 <w:sz w:val="16"/>
                 <w:szCs w:val="16"/>
               </w:rPr>
-              <w:t xml:space="preserve">44,4</w:t>
+              <w:t xml:space="preserve">46,9</w:t>
             </w:r>
           </w:p>
         </w:tc>
@@ -20203,7 +20203,7 @@
                 <w:sz w:val="16"/>
                 <w:szCs w:val="16"/>
               </w:rPr>
-              <w:t xml:space="preserve">4,5</w:t>
+              <w:t xml:space="preserve">3,8</w:t>
             </w:r>
           </w:p>
         </w:tc>
@@ -20273,7 +20273,7 @@
                 <w:sz w:val="16"/>
                 <w:szCs w:val="16"/>
               </w:rPr>
-              <w:t xml:space="preserve">2%</w:t>
+              <w:t xml:space="preserve">11%</w:t>
             </w:r>
           </w:p>
         </w:tc>
@@ -20346,7 +20346,7 @@
                 <w:sz w:val="16"/>
                 <w:szCs w:val="16"/>
               </w:rPr>
-              <w:t xml:space="preserve">Тайвань</w:t>
+              <w:t xml:space="preserve">Швеция</w:t>
             </w:r>
           </w:p>
         </w:tc>
@@ -20414,7 +20414,7 @@
                 <w:sz w:val="16"/>
                 <w:szCs w:val="16"/>
               </w:rPr>
-              <w:t xml:space="preserve">44,1–47,7</w:t>
+              <w:t xml:space="preserve">44,2–47,6</w:t>
             </w:r>
           </w:p>
         </w:tc>
@@ -20448,7 +20448,7 @@
                 <w:sz w:val="16"/>
                 <w:szCs w:val="16"/>
               </w:rPr>
-              <w:t xml:space="preserve">15–20</w:t>
+              <w:t xml:space="preserve">15–21</w:t>
             </w:r>
           </w:p>
         </w:tc>
@@ -20482,7 +20482,7 @@
                 <w:sz w:val="16"/>
                 <w:szCs w:val="16"/>
               </w:rPr>
-              <w:t xml:space="preserve">46,9</w:t>
+              <w:t xml:space="preserve">44,4</w:t>
             </w:r>
           </w:p>
         </w:tc>
@@ -20516,7 +20516,7 @@
                 <w:sz w:val="16"/>
                 <w:szCs w:val="16"/>
               </w:rPr>
-              <w:t xml:space="preserve">3,8</w:t>
+              <w:t xml:space="preserve">4,5</w:t>
             </w:r>
           </w:p>
         </w:tc>
@@ -20584,7 +20584,7 @@
                 <w:sz w:val="16"/>
                 <w:szCs w:val="16"/>
               </w:rPr>
-              <w:t xml:space="preserve">11%</w:t>
+              <w:t xml:space="preserve">2%</w:t>
             </w:r>
           </w:p>
         </w:tc>
@@ -20694,7 +20694,7 @@
                 <w:sz w:val="16"/>
                 <w:szCs w:val="16"/>
               </w:rPr>
-              <w:t xml:space="preserve">45,5</w:t>
+              <w:t xml:space="preserve">45,4</w:t>
             </w:r>
           </w:p>
         </w:tc>
@@ -21011,7 +21011,7 @@
                 <w:sz w:val="16"/>
                 <w:szCs w:val="16"/>
               </w:rPr>
-              <w:t xml:space="preserve">45,3</w:t>
+              <w:t xml:space="preserve">45,2</w:t>
             </w:r>
           </w:p>
         </w:tc>
@@ -21360,7 +21360,7 @@
                 <w:sz w:val="16"/>
                 <w:szCs w:val="16"/>
               </w:rPr>
-              <w:t xml:space="preserve">43,1–46,7</w:t>
+              <w:t xml:space="preserve">43,1–46,8</w:t>
             </w:r>
           </w:p>
         </w:tc>
@@ -21956,7 +21956,7 @@
                 <w:sz w:val="16"/>
                 <w:szCs w:val="16"/>
               </w:rPr>
-              <w:t xml:space="preserve">41,6</w:t>
+              <w:t xml:space="preserve">41,7</w:t>
             </w:r>
           </w:p>
         </w:tc>
@@ -21991,7 +21991,7 @@
                 <w:sz w:val="16"/>
                 <w:szCs w:val="16"/>
               </w:rPr>
-              <w:t xml:space="preserve">39,6–43,7</w:t>
+              <w:t xml:space="preserve">39,6–43,8</w:t>
             </w:r>
           </w:p>
         </w:tc>
@@ -22273,7 +22273,7 @@
                 <w:sz w:val="16"/>
                 <w:szCs w:val="16"/>
               </w:rPr>
-              <w:t xml:space="preserve">41,1</w:t>
+              <w:t xml:space="preserve">41,3</w:t>
             </w:r>
           </w:p>
         </w:tc>
@@ -22307,7 +22307,7 @@
                 <w:sz w:val="16"/>
                 <w:szCs w:val="16"/>
               </w:rPr>
-              <w:t xml:space="preserve">39,6–43,1</w:t>
+              <w:t xml:space="preserve">39,7–43,2</w:t>
             </w:r>
           </w:p>
         </w:tc>
@@ -22375,7 +22375,7 @@
                 <w:sz w:val="16"/>
                 <w:szCs w:val="16"/>
               </w:rPr>
-              <w:t xml:space="preserve">39,3</w:t>
+              <w:t xml:space="preserve">39,5</w:t>
             </w:r>
           </w:p>
         </w:tc>
@@ -22587,7 +22587,7 @@
                 <w:sz w:val="16"/>
                 <w:szCs w:val="16"/>
               </w:rPr>
-              <w:t xml:space="preserve">39,5</w:t>
+              <w:t xml:space="preserve">39,4</w:t>
             </w:r>
           </w:p>
         </w:tc>
@@ -22622,7 +22622,7 @@
                 <w:sz w:val="16"/>
                 <w:szCs w:val="16"/>
               </w:rPr>
-              <w:t xml:space="preserve">38,1–41,6</w:t>
+              <w:t xml:space="preserve">38,0–41,5</w:t>
             </w:r>
           </w:p>
         </w:tc>
@@ -22657,7 +22657,7 @@
                 <w:sz w:val="16"/>
                 <w:szCs w:val="16"/>
               </w:rPr>
-              <w:t xml:space="preserve">22–26</w:t>
+              <w:t xml:space="preserve">23–26</w:t>
             </w:r>
           </w:p>
         </w:tc>
@@ -22692,7 +22692,7 @@
                 <w:sz w:val="16"/>
                 <w:szCs w:val="16"/>
               </w:rPr>
-              <w:t xml:space="preserve">39,7</w:t>
+              <w:t xml:space="preserve">39,6</w:t>
             </w:r>
           </w:p>
         </w:tc>
@@ -22904,7 +22904,7 @@
                 <w:sz w:val="16"/>
                 <w:szCs w:val="16"/>
               </w:rPr>
-              <w:t xml:space="preserve">39,2</w:t>
+              <w:t xml:space="preserve">39,1</w:t>
             </w:r>
           </w:p>
         </w:tc>
@@ -22938,7 +22938,7 @@
                 <w:sz w:val="16"/>
                 <w:szCs w:val="16"/>
               </w:rPr>
-              <w:t xml:space="preserve">37,5–41,3</w:t>
+              <w:t xml:space="preserve">37,4–41,2</w:t>
             </w:r>
           </w:p>
         </w:tc>
@@ -23006,7 +23006,7 @@
                 <w:sz w:val="16"/>
                 <w:szCs w:val="16"/>
               </w:rPr>
-              <w:t xml:space="preserve">41,0</w:t>
+              <w:t xml:space="preserve">40,9</w:t>
             </w:r>
           </w:p>
         </w:tc>
@@ -23218,7 +23218,7 @@
                 <w:sz w:val="16"/>
                 <w:szCs w:val="16"/>
               </w:rPr>
-              <w:t xml:space="preserve">38,0</w:t>
+              <w:t xml:space="preserve">37,9</w:t>
             </w:r>
           </w:p>
         </w:tc>
@@ -23253,7 +23253,7 @@
                 <w:sz w:val="16"/>
                 <w:szCs w:val="16"/>
               </w:rPr>
-              <w:t xml:space="preserve">36,6–39,8</w:t>
+              <w:t xml:space="preserve">36,5–39,7</w:t>
             </w:r>
           </w:p>
         </w:tc>
@@ -23323,7 +23323,7 @@
                 <w:sz w:val="16"/>
                 <w:szCs w:val="16"/>
               </w:rPr>
-              <w:t xml:space="preserve">37,8</w:t>
+              <w:t xml:space="preserve">37,7</w:t>
             </w:r>
           </w:p>
         </w:tc>
@@ -23501,7 +23501,7 @@
                 <w:sz w:val="16"/>
                 <w:szCs w:val="16"/>
               </w:rPr>
-              <w:t xml:space="preserve">Вьетнам</w:t>
+              <w:t xml:space="preserve">КНДР</w:t>
             </w:r>
           </w:p>
         </w:tc>
@@ -23569,7 +23569,7 @@
                 <w:sz w:val="16"/>
                 <w:szCs w:val="16"/>
               </w:rPr>
-              <w:t xml:space="preserve">35,5–39,1</w:t>
+              <w:t xml:space="preserve">35,4–39,4</w:t>
             </w:r>
           </w:p>
         </w:tc>
@@ -23637,7 +23637,7 @@
                 <w:sz w:val="16"/>
                 <w:szCs w:val="16"/>
               </w:rPr>
-              <w:t xml:space="preserve">39,2</w:t>
+              <w:t xml:space="preserve">37,2</w:t>
             </w:r>
           </w:p>
         </w:tc>
@@ -23671,7 +23671,7 @@
                 <w:sz w:val="16"/>
                 <w:szCs w:val="16"/>
               </w:rPr>
-              <w:t xml:space="preserve">4,0</w:t>
+              <w:t xml:space="preserve">3,5</w:t>
             </w:r>
           </w:p>
         </w:tc>
@@ -23705,7 +23705,7 @@
                 <w:sz w:val="16"/>
                 <w:szCs w:val="16"/>
               </w:rPr>
-              <w:t xml:space="preserve">нет ЯО</w:t>
+              <w:t xml:space="preserve">ЯО, ограниченный</w:t>
             </w:r>
           </w:p>
         </w:tc>
@@ -23739,7 +23739,7 @@
                 <w:sz w:val="16"/>
                 <w:szCs w:val="16"/>
               </w:rPr>
-              <w:t xml:space="preserve">1%</w:t>
+              <w:t xml:space="preserve">15%</w:t>
             </w:r>
           </w:p>
         </w:tc>
@@ -23814,7 +23814,7 @@
                 <w:sz w:val="16"/>
                 <w:szCs w:val="16"/>
               </w:rPr>
-              <w:t xml:space="preserve">КНДР</w:t>
+              <w:t xml:space="preserve">Вьетнам</w:t>
             </w:r>
           </w:p>
         </w:tc>
@@ -23884,7 +23884,7 @@
                 <w:sz w:val="16"/>
                 <w:szCs w:val="16"/>
               </w:rPr>
-              <w:t xml:space="preserve">35,3–39,4</w:t>
+              <w:t xml:space="preserve">35,4–39,0</w:t>
             </w:r>
           </w:p>
         </w:tc>
@@ -23954,7 +23954,7 @@
                 <w:sz w:val="16"/>
                 <w:szCs w:val="16"/>
               </w:rPr>
-              <w:t xml:space="preserve">37,1</w:t>
+              <w:t xml:space="preserve">39,1</w:t>
             </w:r>
           </w:p>
         </w:tc>
@@ -23989,7 +23989,7 @@
                 <w:sz w:val="16"/>
                 <w:szCs w:val="16"/>
               </w:rPr>
-              <w:t xml:space="preserve">3,5</w:t>
+              <w:t xml:space="preserve">4,0</w:t>
             </w:r>
           </w:p>
         </w:tc>
@@ -24024,7 +24024,7 @@
                 <w:sz w:val="16"/>
                 <w:szCs w:val="16"/>
               </w:rPr>
-              <w:t xml:space="preserve">ЯО, ограниченный</w:t>
+              <w:t xml:space="preserve">нет ЯО</w:t>
             </w:r>
           </w:p>
         </w:tc>
@@ -24059,7 +24059,7 @@
                 <w:sz w:val="16"/>
                 <w:szCs w:val="16"/>
               </w:rPr>
-              <w:t xml:space="preserve">15%</w:t>
+              <w:t xml:space="preserve">1%</w:t>
             </w:r>
           </w:p>
         </w:tc>
@@ -24166,7 +24166,7 @@
                 <w:sz w:val="16"/>
                 <w:szCs w:val="16"/>
               </w:rPr>
-              <w:t xml:space="preserve">35,6</w:t>
+              <w:t xml:space="preserve">35,5</w:t>
             </w:r>
           </w:p>
         </w:tc>
@@ -24200,7 +24200,7 @@
                 <w:sz w:val="16"/>
                 <w:szCs w:val="16"/>
               </w:rPr>
-              <w:t xml:space="preserve">33,9–38,1</w:t>
+              <w:t xml:space="preserve">33,8–38,0</w:t>
             </w:r>
           </w:p>
         </w:tc>
@@ -24268,7 +24268,7 @@
                 <w:sz w:val="16"/>
                 <w:szCs w:val="16"/>
               </w:rPr>
-              <w:t xml:space="preserve">35,6</w:t>
+              <w:t xml:space="preserve">35,5</w:t>
             </w:r>
           </w:p>
         </w:tc>
@@ -24550,7 +24550,7 @@
                 <w:sz w:val="16"/>
                 <w:szCs w:val="16"/>
               </w:rPr>
-              <w:t xml:space="preserve">30–31</w:t>
+              <w:t xml:space="preserve">29–31</w:t>
             </w:r>
           </w:p>
         </w:tc>
@@ -24797,7 +24797,7 @@
                 <w:sz w:val="16"/>
                 <w:szCs w:val="16"/>
               </w:rPr>
-              <w:t xml:space="preserve">31,0</w:t>
+              <w:t xml:space="preserve">30,9</w:t>
             </w:r>
           </w:p>
         </w:tc>
@@ -24831,7 +24831,7 @@
                 <w:sz w:val="16"/>
                 <w:szCs w:val="16"/>
               </w:rPr>
-              <w:t xml:space="preserve">29,6–33,6</w:t>
+              <w:t xml:space="preserve">29,5–33,4</w:t>
             </w:r>
           </w:p>
         </w:tc>
@@ -24899,7 +24899,7 @@
                 <w:sz w:val="16"/>
                 <w:szCs w:val="16"/>
               </w:rPr>
-              <w:t xml:space="preserve">30,1</w:t>
+              <w:t xml:space="preserve">30,0</w:t>
             </w:r>
           </w:p>
         </w:tc>
@@ -25216,7 +25216,7 @@
                 <w:sz w:val="16"/>
                 <w:szCs w:val="16"/>
               </w:rPr>
-              <w:t xml:space="preserve">29,2</w:t>
+              <w:t xml:space="preserve">29,3</w:t>
             </w:r>
           </w:p>
         </w:tc>
@@ -25428,7 +25428,7 @@
                 <w:sz w:val="16"/>
                 <w:szCs w:val="16"/>
               </w:rPr>
-              <w:t xml:space="preserve">23,6</w:t>
+              <w:t xml:space="preserve">23,8</w:t>
             </w:r>
           </w:p>
         </w:tc>
@@ -25462,7 +25462,7 @@
                 <w:sz w:val="16"/>
                 <w:szCs w:val="16"/>
               </w:rPr>
-              <w:t xml:space="preserve">22,2–26,5</w:t>
+              <w:t xml:space="preserve">22,4–26,6</w:t>
             </w:r>
           </w:p>
         </w:tc>
@@ -25530,7 +25530,7 @@
                 <w:sz w:val="16"/>
                 <w:szCs w:val="16"/>
               </w:rPr>
-              <w:t xml:space="preserve">23,6</w:t>
+              <w:t xml:space="preserve">23,7</w:t>
             </w:r>
           </w:p>
         </w:tc>
@@ -25742,7 +25742,7 @@
                 <w:sz w:val="16"/>
                 <w:szCs w:val="16"/>
               </w:rPr>
-              <w:t xml:space="preserve">23,1</w:t>
+              <w:t xml:space="preserve">22,5</w:t>
             </w:r>
           </w:p>
         </w:tc>
@@ -25777,7 +25777,7 @@
                 <w:sz w:val="16"/>
                 <w:szCs w:val="16"/>
               </w:rPr>
-              <w:t xml:space="preserve">22,1–26,0</w:t>
+              <w:t xml:space="preserve">21,5–25,4</w:t>
             </w:r>
           </w:p>
         </w:tc>
@@ -25847,7 +25847,7 @@
                 <w:sz w:val="16"/>
                 <w:szCs w:val="16"/>
               </w:rPr>
-              <w:t xml:space="preserve">24,1</w:t>
+              <w:t xml:space="preserve">23,4</w:t>
             </w:r>
           </w:p>
         </w:tc>
@@ -26059,7 +26059,7 @@
                 <w:sz w:val="16"/>
                 <w:szCs w:val="16"/>
               </w:rPr>
-              <w:t xml:space="preserve">22,5</w:t>
+              <w:t xml:space="preserve">22,4</w:t>
             </w:r>
           </w:p>
         </w:tc>
@@ -26093,7 +26093,7 @@
                 <w:sz w:val="16"/>
                 <w:szCs w:val="16"/>
               </w:rPr>
-              <w:t xml:space="preserve">21,4–25,8</w:t>
+              <w:t xml:space="preserve">21,3–25,7</w:t>
             </w:r>
           </w:p>
         </w:tc>
@@ -26161,7 +26161,7 @@
                 <w:sz w:val="16"/>
                 <w:szCs w:val="16"/>
               </w:rPr>
-              <w:t xml:space="preserve">23,2</w:t>
+              <w:t xml:space="preserve">23,1</w:t>
             </w:r>
           </w:p>
         </w:tc>
@@ -26373,7 +26373,7 @@
                 <w:sz w:val="16"/>
                 <w:szCs w:val="16"/>
               </w:rPr>
-              <w:t xml:space="preserve">17,9</w:t>
+              <w:t xml:space="preserve">18,1</w:t>
             </w:r>
           </w:p>
         </w:tc>
@@ -26408,7 +26408,7 @@
                 <w:sz w:val="16"/>
                 <w:szCs w:val="16"/>
               </w:rPr>
-              <w:t xml:space="preserve">17,2–21,3</w:t>
+              <w:t xml:space="preserve">17,4–21,5</w:t>
             </w:r>
           </w:p>
         </w:tc>
@@ -26478,7 +26478,7 @@
                 <w:sz w:val="16"/>
                 <w:szCs w:val="16"/>
               </w:rPr>
-              <w:t xml:space="preserve">18,0</w:t>
+              <w:t xml:space="preserve">18,2</w:t>
             </w:r>
           </w:p>
         </w:tc>
@@ -26690,7 +26690,7 @@
                 <w:sz w:val="16"/>
                 <w:szCs w:val="16"/>
               </w:rPr>
-              <w:t xml:space="preserve">17,4</w:t>
+              <w:t xml:space="preserve">17,5</w:t>
             </w:r>
           </w:p>
         </w:tc>
@@ -26724,7 +26724,7 @@
                 <w:sz w:val="16"/>
                 <w:szCs w:val="16"/>
               </w:rPr>
-              <w:t xml:space="preserve">16,8–20,9</w:t>
+              <w:t xml:space="preserve">17,0–21,0</w:t>
             </w:r>
           </w:p>
         </w:tc>
@@ -26792,7 +26792,7 @@
                 <w:sz w:val="16"/>
                 <w:szCs w:val="16"/>
               </w:rPr>
-              <w:t xml:space="preserve">17,5</w:t>
+              <w:t xml:space="preserve">17,7</w:t>
             </w:r>
           </w:p>
         </w:tc>
@@ -27074,7 +27074,7 @@
                 <w:sz w:val="16"/>
                 <w:szCs w:val="16"/>
               </w:rPr>
-              <w:t xml:space="preserve">36–39</w:t>
+              <w:t xml:space="preserve">37–38</w:t>
             </w:r>
           </w:p>
         </w:tc>
@@ -27355,7 +27355,7 @@
                 <w:sz w:val="16"/>
                 <w:szCs w:val="16"/>
               </w:rPr>
-              <w:t xml:space="preserve">12,9–17,2</w:t>
+              <w:t xml:space="preserve">13,0–17,1</w:t>
             </w:r>
           </w:p>
         </w:tc>
@@ -27389,7 +27389,7 @@
                 <w:sz w:val="16"/>
                 <w:szCs w:val="16"/>
               </w:rPr>
-              <w:t xml:space="preserve">38–40</w:t>
+              <w:t xml:space="preserve">39–40</w:t>
             </w:r>
           </w:p>
         </w:tc>
@@ -27423,7 +27423,7 @@
                 <w:sz w:val="16"/>
                 <w:szCs w:val="16"/>
               </w:rPr>
-              <w:t xml:space="preserve">14,1</w:t>
+              <w:t xml:space="preserve">14,2</w:t>
             </w:r>
           </w:p>
         </w:tc>
@@ -27525,7 +27525,7 @@
                 <w:sz w:val="16"/>
                 <w:szCs w:val="16"/>
               </w:rPr>
-              <w:t xml:space="preserve">13%</w:t>
+              <w:t xml:space="preserve">11%</w:t>
             </w:r>
           </w:p>
         </w:tc>
@@ -27635,7 +27635,7 @@
                 <w:sz w:val="16"/>
                 <w:szCs w:val="16"/>
               </w:rPr>
-              <w:t xml:space="preserve">11,9</w:t>
+              <w:t xml:space="preserve">12,0</w:t>
             </w:r>
           </w:p>
         </w:tc>
@@ -27670,7 +27670,7 @@
                 <w:sz w:val="16"/>
                 <w:szCs w:val="16"/>
               </w:rPr>
-              <w:t xml:space="preserve">11,9–16,1</w:t>
+              <w:t xml:space="preserve">11,9–16,2</w:t>
             </w:r>
           </w:p>
         </w:tc>
@@ -27740,7 +27740,7 @@
                 <w:sz w:val="16"/>
                 <w:szCs w:val="16"/>
               </w:rPr>
-              <w:t xml:space="preserve">12,7</w:t>
+              <w:t xml:space="preserve">12,8</w:t>
             </w:r>
           </w:p>
         </w:tc>
@@ -27862,7 +27862,7 @@
         <w:jc w:val="both"/>
       </w:pPr>
       <w:r>
-        <w:t xml:space="preserve">Первая тройка устойчива: США и Китай делят 1–2 места, Россия — третья. Далее Франция, Республика Корея, Индия, Великобритания, Япония, Германия, Турция лежат в пределах 4,2 балла, и в 90% прогонов их места перемешиваются в диапазоне 4–11. Восстановленные значения заметны лишь у стран с бедными открытыми данными: КНДР, Руанда, Эритрея, Афганистан, Тайвань.</w:t>
+        <w:t xml:space="preserve">Первая тройка устойчива: США и Китай делят 1–2 места, Россия — третья. Далее Франция, Республика Корея, Индия, Великобритания, Япония, Германия, Турция лежат в пределах 4,5 балла, и в 90% прогонов их места перемешиваются в диапазоне 4–11. Восстановленные значения заметны лишь у стран с бедными открытыми данными: КНДР, Руанда, Афганистан, Тайвань, Эритрея.</w:t>
       </w:r>
     </w:p>
     <w:p>
@@ -28347,7 +28347,7 @@
                 <w:sz w:val="18"/>
                 <w:szCs w:val="18"/>
               </w:rPr>
-              <w:t xml:space="preserve">59,1</w:t>
+              <w:t xml:space="preserve">59,0</w:t>
             </w:r>
           </w:p>
         </w:tc>
@@ -28382,7 +28382,7 @@
                 <w:sz w:val="18"/>
                 <w:szCs w:val="18"/>
               </w:rPr>
-              <w:t xml:space="preserve">−7,8</w:t>
+              <w:t xml:space="preserve">−7,9</w:t>
             </w:r>
           </w:p>
         </w:tc>
@@ -28489,7 +28489,7 @@
                 <w:sz w:val="18"/>
                 <w:szCs w:val="18"/>
               </w:rPr>
-              <w:t xml:space="preserve">52,2</w:t>
+              <w:t xml:space="preserve">52,4</w:t>
             </w:r>
           </w:p>
         </w:tc>
@@ -28523,7 +28523,7 @@
                 <w:sz w:val="18"/>
                 <w:szCs w:val="18"/>
               </w:rPr>
-              <w:t xml:space="preserve">−12,2</w:t>
+              <w:t xml:space="preserve">−12,1</w:t>
             </w:r>
           </w:p>
         </w:tc>
@@ -28633,7 +28633,7 @@
                 <w:sz w:val="18"/>
                 <w:szCs w:val="18"/>
               </w:rPr>
-              <w:t xml:space="preserve">70,5</w:t>
+              <w:t xml:space="preserve">70,4</w:t>
             </w:r>
           </w:p>
         </w:tc>
@@ -28919,7 +28919,7 @@
                 <w:sz w:val="18"/>
                 <w:szCs w:val="18"/>
               </w:rPr>
-              <w:t xml:space="preserve">54,9</w:t>
+              <w:t xml:space="preserve">55,0</w:t>
             </w:r>
           </w:p>
         </w:tc>
@@ -28954,7 +28954,7 @@
                 <w:sz w:val="18"/>
                 <w:szCs w:val="18"/>
               </w:rPr>
-              <w:t xml:space="preserve">−4,0</w:t>
+              <w:t xml:space="preserve">−3,9</w:t>
             </w:r>
           </w:p>
         </w:tc>
@@ -29061,7 +29061,7 @@
                 <w:sz w:val="18"/>
                 <w:szCs w:val="18"/>
               </w:rPr>
-              <w:t xml:space="preserve">45,3</w:t>
+              <w:t xml:space="preserve">45,2</w:t>
             </w:r>
           </w:p>
         </w:tc>
@@ -29240,7 +29240,7 @@
                 <w:sz w:val="18"/>
                 <w:szCs w:val="18"/>
               </w:rPr>
-              <w:t xml:space="preserve">+13,2</w:t>
+              <w:t xml:space="preserve">+13,3</w:t>
             </w:r>
           </w:p>
         </w:tc>
@@ -30607,7 +30607,7 @@
                 <w:sz w:val="16"/>
                 <w:szCs w:val="16"/>
               </w:rPr>
-              <w:t xml:space="preserve">успех наступления (61% / 1% / 38%) — верно</w:t>
+              <w:t xml:space="preserve">успех наступления (59% / 2% / 40%) — верно</w:t>
             </w:r>
           </w:p>
         </w:tc>
@@ -30926,7 +30926,7 @@
                 <w:sz w:val="16"/>
                 <w:szCs w:val="16"/>
               </w:rPr>
-              <w:t xml:space="preserve">1,18</w:t>
+              <w:t xml:space="preserve">1,16</w:t>
             </w:r>
           </w:p>
         </w:tc>
@@ -31139,7 +31139,7 @@
                 <w:sz w:val="16"/>
                 <w:szCs w:val="16"/>
               </w:rPr>
-              <w:t xml:space="preserve">2,16</w:t>
+              <w:t xml:space="preserve">2,13</w:t>
             </w:r>
           </w:p>
         </w:tc>
@@ -31317,7 +31317,7 @@
         <w:t xml:space="preserve">Главный урок проверки. </w:t>
       </w:r>
       <w:r>
-        <w:t xml:space="preserve">В пилоте модель видит Россию в 2,5 раза сильнее Украины на театре и предсказывает успех наступления, тогда как идёт позиционная война. Экспертная оценка, учитывающая подготовку, опыт и мотивацию, даёт 1,68 : 1 и верный прогноз. Для Карабаха 2020 г. пилот на данных 2025 г. видит достаточный перевес (2,16 при нужных 0,89), но слишком малый для быстрой победы: модель боя даёт затяжные бои с вероятностью 0%, а война закончилась за 44 дня — решающая роль беспилотников и подготовки в открытых данных не видна. Вывод: доли современной техники сдвинули баланс в нужную сторону, но без показателей подготовки и мотивации прогностической силы недостаточно.</w:t>
+        <w:t xml:space="preserve">В пилоте модель видит Россию в 2,5 раза сильнее Украины на театре и предсказывает успех наступления, тогда как идёт позиционная война. Экспертная оценка, учитывающая подготовку, опыт и мотивацию, даёт 1,68 : 1 и верный прогноз. Для Карабаха 2020 г. пилот на данных 2025 г. видит достаточный перевес (2,13 при нужных 0,89), но слишком малый для быстрой победы: модель боя даёт затяжные бои с вероятностью 0%, а война закончилась за 44 дня — решающая роль беспилотников и подготовки в открытых данных не видна. Вывод: доли современной техники сдвинули баланс в нужную сторону, но без показателей подготовки и мотивации прогностической силы недостаточно.</w:t>
       </w:r>
     </w:p>
     <w:p>
@@ -31879,7 +31879,7 @@
                 <w:sz w:val="18"/>
                 <w:szCs w:val="18"/>
               </w:rPr>
-              <w:t xml:space="preserve">83,9%</w:t>
+              <w:t xml:space="preserve">84,0%</w:t>
             </w:r>
           </w:p>
         </w:tc>
@@ -32615,7 +32615,7 @@
         <w:jc w:val="both"/>
       </w:pPr>
       <w:r>
-        <w:t xml:space="preserve">Оценка ИИ по неизмеримым показателям (подготовка, командование, сетецентричность, РЭБ, производство) приблизила индекс Украины к экспертному (35,8 → 45,3 при 47,3 у экспертов) и сократила перевес России до 2,52 : 1, но он всё ещё выше нужных 1,70 : 1, и модель по-прежнему предсказывает успех наступления. Одновременно выросли Пакистан и Иран: случай «Индия против Пакистана» стал неверным (0,92 : 1), а Иран (44,7) оценён выше, чем у экспертов (31,5). Суждение одной модели улучшает согласие с экспертами в среднем (Спирмен 0,76 → 0,81), но не даёт прогностической силы. Для неё нужна настоящая панель с независимыми оценками и калибровкой (документ 7) или закрытые данные.</w:t>
+        <w:t xml:space="preserve">Оценка ИИ по неизмеримым показателям (подготовка, командование, сетецентричность, РЭБ, производство) приблизила индекс Украины к экспертному (35,7 → 45,2 при 47,3 у экспертов) и сократила перевес России до 2,52 : 1, но он всё ещё выше нужных 1,70 : 1, и модель по-прежнему предсказывает успех наступления. Одновременно выросли Пакистан и Иран: случай «Индия против Пакистана» стал неверным (0,92 : 1), а Иран (44,7) оценён выше, чем у экспертов (31,5). Суждение одной модели улучшает согласие с экспертами в среднем (Спирмен 0,76 → 0,81), но не даёт прогностической силы. Для неё нужна настоящая панель с независимыми оценками и калибровкой (документ 7) или закрытые данные.</w:t>
       </w:r>
     </w:p>
     <w:p>
@@ -32861,7 +32861,7 @@
                 <w:sz w:val="18"/>
                 <w:szCs w:val="18"/>
               </w:rPr>
-              <w:t xml:space="preserve">данные</w:t>
+              <w:t xml:space="preserve">структура</w:t>
             </w:r>
           </w:p>
         </w:tc>
@@ -32929,7 +32929,7 @@
                 <w:sz w:val="18"/>
                 <w:szCs w:val="18"/>
               </w:rPr>
-              <w:t xml:space="preserve">0,56</w:t>
+              <w:t xml:space="preserve">—</w:t>
             </w:r>
           </w:p>
         </w:tc>
@@ -32969,7 +32969,7 @@
                 <w:sz w:val="18"/>
                 <w:szCs w:val="18"/>
               </w:rPr>
-              <w:t xml:space="preserve">структура</w:t>
+              <w:t xml:space="preserve">данные</w:t>
             </w:r>
           </w:p>
         </w:tc>
@@ -33004,7 +33004,7 @@
                 <w:sz w:val="18"/>
                 <w:szCs w:val="18"/>
               </w:rPr>
-              <w:t xml:space="preserve">0,36</w:t>
+              <w:t xml:space="preserve">0,35</w:t>
             </w:r>
           </w:p>
         </w:tc>
@@ -33039,7 +33039,7 @@
                 <w:sz w:val="18"/>
                 <w:szCs w:val="18"/>
               </w:rPr>
-              <w:t xml:space="preserve">—</w:t>
+              <w:t xml:space="preserve">0,55</w:t>
             </w:r>
           </w:p>
         </w:tc>
@@ -50142,7 +50142,7 @@
         <w:t xml:space="preserve">Экспертные показатели без объективного измерителя</w:t>
       </w:r>
       <w:r>
-        <w:t xml:space="preserve"> (67 шт., шаблон на 1 268 ячеек): подготовка, исправность, налёт, качество командования, производство боеприпасов. Заполнять — панелью экспертов по процедуре Дельфи с явной погрешностью; без них пилот не проходит проверку на войне России и Украины.</w:t>
+        <w:t xml:space="preserve"> (64 шт., шаблон на 1 268 ячеек): подготовка, исправность, налёт, качество командования, производство боеприпасов. Заполнять — панелью экспертов по процедуре Дельфи с явной погрешностью; без них пилот не проходит проверку на войне России и Украины.</w:t>
       </w:r>
     </w:p>
     <w:p>

--- a/docs/06_Pilot_RU.docx
+++ b/docs/06_Pilot_RU.docx
@@ -48213,7 +48213,7 @@
         <w:jc w:val="both"/>
       </w:pPr>
       <w:r>
-        <w:t xml:space="preserve">Конфликты пар хорошо предсказуемы по соседству, истории и режиму (AUC 0,96), а показатели ИВМ — близость сил и сила сильнейшего — прогноз вне выборки не улучшают (−68,61 против −66,65), поэтому по правилу в монитор не входят. Это согласуется с проверкой на войнах: индекс описывает ресурсы, но не решения о войне и не её исход. Новые очаги предсказываются хуже (AUC 0,75 по 8 началам).</w:t>
+        <w:t xml:space="preserve">Конфликты пар хорошо предсказуемы по соседству, истории и режиму (AUC 0,96), а показатели ИВМ — близость сил и сила сильнейшего — прогноз вне выборки не улучшают (−68,61 против −66,65), поэтому по правилу в монитор не входят. Оговорка (21.10.2026): простой ориентир «соседство + история + конфликт в прошлом году» даёт почти тот же AUC (0,958 против 0,962), выигрыш полной модели 1,3 меньше порога 2 — предсказуемость даёт география и история, а не модель. Это согласуется с проверкой на войнах: индекс описывает ресурсы, но не решения о войне и не её исход. Новые очаги предсказываются хуже (AUC 0,75 по 8 началам).</w:t>
       </w:r>
     </w:p>
     <w:tbl>

--- a/docs/06_Pilot_RU.docx
+++ b/docs/06_Pilot_RU.docx
@@ -72,7 +72,7 @@
           <w:sz w:val="22"/>
           <w:szCs w:val="22"/>
         </w:rPr>
-        <w:t xml:space="preserve">Методика ИВМ-Л 0.1 (пилот, октябрь 2026); хэш снимка данных 9e84e3a6deffc44f</w:t>
+        <w:t xml:space="preserve">Методика ИВМ-Л 0.1 (пилот, октябрь 2026); хэш снимка данных 9ec24ff7be94a607</w:t>
       </w:r>
     </w:p>
     <w:p>
@@ -907,7 +907,7 @@
         <w:t xml:space="preserve">Данные.</w:t>
       </w:r>
       <w:r>
-        <w:t xml:space="preserve"> Автоматически собраны значения по 84,0% ячеек «страна × показатель» (8 499 из 10 120): открытая статистика заполнена на 91%, блок IISS — на 67%, показатели OSINT — на 69%, экспертные — 99% (для них подготовлен шаблон).</w:t>
+        <w:t xml:space="preserve"> Автоматически собраны значения по 84,0% ячеек «страна × показатель» (8 497 из 10 120): открытая статистика заполнена на 91%, блок IISS — на 67%, показатели OSINT — на 69%, экспертные — 99% (для них подготовлен шаблон).</w:t>
       </w:r>
     </w:p>
     <w:p>
@@ -4134,7 +4134,7 @@
                 <w:sz w:val="18"/>
                 <w:szCs w:val="18"/>
               </w:rPr>
-              <w:t xml:space="preserve">3111</w:t>
+              <w:t xml:space="preserve">3109</w:t>
             </w:r>
           </w:p>
         </w:tc>
@@ -4402,7 +4402,7 @@
         <w:jc w:val="both"/>
       </w:pPr>
       <w:r>
-        <w:t xml:space="preserve">Из 253 показателей у 22 данных нет ни по одной стране: это экспертные баллы, производственные и операционные показатели OSINT (выпуск снарядов и дронов, налёт, ходовые дни) и часть показателей IISS, которых нет в открытых таблицах (силы специальных операций, дивизионы ЗРК, ячейки вертикального пуска, средний возраст парков). Для них сформирован шаблон ручного ввода на 1 268 ячеек. Показатели качества (роль Q) заполнены на 88%.</w:t>
+        <w:t xml:space="preserve">Из 253 показателей у 22 данных нет ни по одной стране: это экспертные баллы, производственные и операционные показатели OSINT (выпуск снарядов и дронов, налёт, ходовые дни) и часть показателей IISS, которых нет в открытых таблицах (силы специальных операций, дивизионы ЗРК, ячейки вертикального пуска, средний возраст парков). Для них сформирован шаблон ручного ввода на 1 270 ячеек. Показатели качества (роль Q) заполнены на 88%.</w:t>
       </w:r>
     </w:p>
     <w:p>
@@ -27635,7 +27635,7 @@
                 <w:sz w:val="16"/>
                 <w:szCs w:val="16"/>
               </w:rPr>
-              <w:t xml:space="preserve">12,0</w:t>
+              <w:t xml:space="preserve">11,5</w:t>
             </w:r>
           </w:p>
         </w:tc>
@@ -27670,7 +27670,7 @@
                 <w:sz w:val="16"/>
                 <w:szCs w:val="16"/>
               </w:rPr>
-              <w:t xml:space="preserve">11,9–16,2</w:t>
+              <w:t xml:space="preserve">11,4–15,5</w:t>
             </w:r>
           </w:p>
         </w:tc>
@@ -27740,7 +27740,7 @@
                 <w:sz w:val="16"/>
                 <w:szCs w:val="16"/>
               </w:rPr>
-              <w:t xml:space="preserve">12,8</w:t>
+              <w:t xml:space="preserve">12,2</w:t>
             </w:r>
           </w:p>
         </w:tc>
@@ -50142,7 +50142,7 @@
         <w:t xml:space="preserve">Экспертные показатели без объективного измерителя</w:t>
       </w:r>
       <w:r>
-        <w:t xml:space="preserve"> (64 шт., шаблон на 1 268 ячеек): подготовка, исправность, налёт, качество командования, производство боеприпасов. Заполнять — панелью экспертов по процедуре Дельфи с явной погрешностью; без них пилот не проходит проверку на войне России и Украины.</w:t>
+        <w:t xml:space="preserve"> (64 шт., шаблон на 1 270 ячеек): подготовка, исправность, налёт, качество командования, производство боеприпасов. Заполнять — панелью экспертов по процедуре Дельфи с явной погрешностью; без них пилот не проходит проверку на войне России и Украины.</w:t>
       </w:r>
     </w:p>
     <w:p>

--- a/docs/06_Pilot_RU.docx
+++ b/docs/06_Pilot_RU.docx
@@ -72,7 +72,7 @@
           <w:sz w:val="22"/>
           <w:szCs w:val="22"/>
         </w:rPr>
-        <w:t xml:space="preserve">Методика ИВМ-Л 0.1 (пилот, октябрь 2026); хэш снимка данных 9ec24ff7be94a607</w:t>
+        <w:t xml:space="preserve">Методика ИВМ-Л 0.1 (пилот, октябрь 2026); хэш снимка данных 2d3bdc764b64aa6b</w:t>
       </w:r>
     </w:p>
     <w:p>
@@ -8967,7 +8967,7 @@
                 <w:sz w:val="16"/>
                 <w:szCs w:val="16"/>
               </w:rPr>
-              <w:t xml:space="preserve">95%</w:t>
+              <w:t xml:space="preserve">91%</w:t>
             </w:r>
           </w:p>
         </w:tc>
@@ -17259,7 +17259,7 @@
                 <w:sz w:val="16"/>
                 <w:szCs w:val="16"/>
               </w:rPr>
-              <w:t xml:space="preserve">54,5–57,6</w:t>
+              <w:t xml:space="preserve">54,6–57,6</w:t>
             </w:r>
           </w:p>
         </w:tc>
@@ -19749,7 +19749,7 @@
                 <w:sz w:val="16"/>
                 <w:szCs w:val="16"/>
               </w:rPr>
-              <w:t xml:space="preserve">46,3</w:t>
+              <w:t xml:space="preserve">46,0</w:t>
             </w:r>
           </w:p>
         </w:tc>
@@ -19783,7 +19783,7 @@
                 <w:sz w:val="16"/>
                 <w:szCs w:val="16"/>
               </w:rPr>
-              <w:t xml:space="preserve">44,7–48,0</w:t>
+              <w:t xml:space="preserve">44,4–47,7</w:t>
             </w:r>
           </w:p>
         </w:tc>
@@ -19817,7 +19817,7 @@
                 <w:sz w:val="16"/>
                 <w:szCs w:val="16"/>
               </w:rPr>
-              <w:t xml:space="preserve">14–19</w:t>
+              <w:t xml:space="preserve">15–20</w:t>
             </w:r>
           </w:p>
         </w:tc>
@@ -19851,7 +19851,7 @@
                 <w:sz w:val="16"/>
                 <w:szCs w:val="16"/>
               </w:rPr>
-              <w:t xml:space="preserve">46,0</w:t>
+              <w:t xml:space="preserve">45,6</w:t>
             </w:r>
           </w:p>
         </w:tc>
@@ -21395,7 +21395,7 @@
                 <w:sz w:val="16"/>
                 <w:szCs w:val="16"/>
               </w:rPr>
-              <w:t xml:space="preserve">16–21</w:t>
+              <w:t xml:space="preserve">15–21</w:t>
             </w:r>
           </w:p>
         </w:tc>
@@ -30715,7 +30715,7 @@
                 <w:sz w:val="16"/>
                 <w:szCs w:val="16"/>
               </w:rPr>
-              <w:t xml:space="preserve">0,92</w:t>
+              <w:t xml:space="preserve">0,94</w:t>
             </w:r>
           </w:p>
         </w:tc>
@@ -32615,7 +32615,7 @@
         <w:jc w:val="both"/>
       </w:pPr>
       <w:r>
-        <w:t xml:space="preserve">Оценка ИИ по неизмеримым показателям (подготовка, командование, сетецентричность, РЭБ, производство) приблизила индекс Украины к экспертному (35,7 → 45,2 при 47,3 у экспертов) и сократила перевес России до 2,52 : 1, но он всё ещё выше нужных 1,70 : 1, и модель по-прежнему предсказывает успех наступления. Одновременно выросли Пакистан и Иран: случай «Индия против Пакистана» стал неверным (0,92 : 1), а Иран (44,7) оценён выше, чем у экспертов (31,5). Суждение одной модели улучшает согласие с экспертами в среднем (Спирмен 0,76 → 0,81), но не даёт прогностической силы. Для неё нужна настоящая панель с независимыми оценками и калибровкой (документ 7) или закрытые данные.</w:t>
+        <w:t xml:space="preserve">Оценка ИИ по неизмеримым показателям (подготовка, командование, сетецентричность, РЭБ, производство) приблизила индекс Украины к экспертному (35,7 → 45,2 при 47,3 у экспертов) и сократила перевес России до 2,52 : 1, но он всё ещё выше нужных 1,70 : 1, и модель по-прежнему предсказывает успех наступления. Одновременно выросли Пакистан и Иран: случай «Индия против Пакистана» стал неверным (0,94 : 1), а Иран (44,7) оценён выше, чем у экспертов (31,5). Суждение одной модели улучшает согласие с экспертами в среднем (Спирмен 0,76 → 0,81), но не даёт прогностической силы. Для неё нужна настоящая панель с независимыми оценками и калибровкой (документ 7) или закрытые данные.</w:t>
       </w:r>
     </w:p>
     <w:p>
